--- a/templates/giay_de_nghi_cap_phu_hieu.docx
+++ b/templates/giay_de_nghi_cap_phu_hieu.docx
@@ -30,8 +30,8 @@
     <w:tbl>
       <w:tblPr>
         <w:tblStyle w:val="TableGrid"/>
-        <w:tblW w:w="9782" w:type="dxa"/>
-        <w:tblInd w:w="284" w:type="dxa"/>
+        <w:tblW w:w="10632" w:type="dxa"/>
+        <w:tblInd w:w="-142" w:type="dxa"/>
         <w:tblBorders>
           <w:top w:val="none" w:sz="0" w:space="0" w:color="auto"/>
           <w:left w:val="none" w:sz="0" w:space="0" w:color="auto"/>
@@ -40,11 +40,12 @@
           <w:insideH w:val="none" w:sz="0" w:space="0" w:color="auto"/>
           <w:insideV w:val="none" w:sz="0" w:space="0" w:color="auto"/>
         </w:tblBorders>
+        <w:tblLayout w:type="fixed"/>
         <w:tblLook w:val="04A0" w:firstRow="1" w:lastRow="0" w:firstColumn="1" w:lastColumn="0" w:noHBand="0" w:noVBand="1"/>
       </w:tblPr>
       <w:tblGrid>
-        <w:gridCol w:w="5837"/>
-        <w:gridCol w:w="3945"/>
+        <w:gridCol w:w="4962"/>
+        <w:gridCol w:w="5670"/>
       </w:tblGrid>
       <w:tr>
         <w:trPr>
@@ -52,7 +53,7 @@
         </w:trPr>
         <w:tc>
           <w:tcPr>
-            <w:tcW w:w="5837" w:type="dxa"/>
+            <w:tcW w:w="4962" w:type="dxa"/>
           </w:tcPr>
           <w:p>
             <w:pPr>
@@ -148,7 +149,7 @@
         </w:tc>
         <w:tc>
           <w:tcPr>
-            <w:tcW w:w="3945" w:type="dxa"/>
+            <w:tcW w:w="5670" w:type="dxa"/>
           </w:tcPr>
           <w:p>
             <w:pPr>
@@ -1286,8 +1287,8 @@
     </w:p>
     <w:tbl>
       <w:tblPr>
-        <w:tblW w:w="9922" w:type="dxa"/>
-        <w:tblInd w:w="279" w:type="dxa"/>
+        <w:tblW w:w="10632" w:type="dxa"/>
+        <w:tblInd w:w="-5" w:type="dxa"/>
         <w:tblBorders>
           <w:top w:val="single" w:sz="4" w:space="0" w:color="000000"/>
           <w:left w:val="single" w:sz="4" w:space="0" w:color="000000"/>
@@ -1304,13 +1305,13 @@
         <w:tblLook w:val="01E0" w:firstRow="1" w:lastRow="1" w:firstColumn="1" w:lastColumn="1" w:noHBand="0" w:noVBand="0"/>
       </w:tblPr>
       <w:tblGrid>
-        <w:gridCol w:w="708"/>
-        <w:gridCol w:w="1276"/>
-        <w:gridCol w:w="993"/>
-        <w:gridCol w:w="1275"/>
+        <w:gridCol w:w="709"/>
+        <w:gridCol w:w="1701"/>
+        <w:gridCol w:w="992"/>
         <w:gridCol w:w="1418"/>
-        <w:gridCol w:w="1701"/>
-        <w:gridCol w:w="2551"/>
+        <w:gridCol w:w="1417"/>
+        <w:gridCol w:w="1418"/>
+        <w:gridCol w:w="2977"/>
       </w:tblGrid>
       <w:tr>
         <w:trPr>
@@ -1318,7 +1319,7 @@
         </w:trPr>
         <w:tc>
           <w:tcPr>
-            <w:tcW w:w="708" w:type="dxa"/>
+            <w:tcW w:w="709" w:type="dxa"/>
           </w:tcPr>
           <w:p>
             <w:pPr>
@@ -1361,7 +1362,7 @@
         </w:tc>
         <w:tc>
           <w:tcPr>
-            <w:tcW w:w="1276" w:type="dxa"/>
+            <w:tcW w:w="1701" w:type="dxa"/>
           </w:tcPr>
           <w:p>
             <w:pPr>
@@ -1377,7 +1378,7 @@
             <w:pPr>
               <w:pStyle w:val="TableParagraph"/>
               <w:spacing w:line="256" w:lineRule="auto"/>
-              <w:ind w:left="139" w:right="120" w:firstLine="256"/>
+              <w:ind w:left="139" w:right="120"/>
               <w:rPr>
                 <w:sz w:val="26"/>
                 <w:szCs w:val="26"/>
@@ -1400,9 +1401,9 @@
             </w:r>
             <w:r>
               <w:rPr>
-                <w:spacing w:val="-17"/>
-                <w:sz w:val="26"/>
-                <w:szCs w:val="26"/>
+                <w:sz w:val="26"/>
+                <w:szCs w:val="26"/>
+                <w:lang w:val="en-US"/>
               </w:rPr>
               <w:t xml:space="preserve"> </w:t>
             </w:r>
@@ -1417,7 +1418,7 @@
         </w:tc>
         <w:tc>
           <w:tcPr>
-            <w:tcW w:w="993" w:type="dxa"/>
+            <w:tcW w:w="992" w:type="dxa"/>
           </w:tcPr>
           <w:p>
             <w:pPr>
@@ -1446,63 +1447,6 @@
                 <w:szCs w:val="26"/>
               </w:rPr>
               <w:t>Sức chứa</w:t>
-            </w:r>
-          </w:p>
-        </w:tc>
-        <w:tc>
-          <w:tcPr>
-            <w:tcW w:w="1275" w:type="dxa"/>
-          </w:tcPr>
-          <w:p>
-            <w:pPr>
-              <w:pStyle w:val="TableParagraph"/>
-              <w:spacing w:before="213"/>
-              <w:rPr>
-                <w:sz w:val="26"/>
-                <w:szCs w:val="26"/>
-              </w:rPr>
-            </w:pPr>
-          </w:p>
-          <w:p>
-            <w:pPr>
-              <w:pStyle w:val="TableParagraph"/>
-              <w:spacing w:line="256" w:lineRule="auto"/>
-              <w:ind w:left="257" w:right="242" w:firstLine="97"/>
-              <w:rPr>
-                <w:sz w:val="26"/>
-                <w:szCs w:val="26"/>
-              </w:rPr>
-            </w:pPr>
-            <w:r>
-              <w:rPr>
-                <w:spacing w:val="-4"/>
-                <w:sz w:val="26"/>
-                <w:szCs w:val="26"/>
-              </w:rPr>
-              <w:t xml:space="preserve">Nhãn </w:t>
-            </w:r>
-            <w:r>
-              <w:rPr>
-                <w:sz w:val="26"/>
-                <w:szCs w:val="26"/>
-              </w:rPr>
-              <w:t>hiệu</w:t>
-            </w:r>
-            <w:r>
-              <w:rPr>
-                <w:spacing w:val="-3"/>
-                <w:sz w:val="26"/>
-                <w:szCs w:val="26"/>
-              </w:rPr>
-              <w:t xml:space="preserve"> </w:t>
-            </w:r>
-            <w:r>
-              <w:rPr>
-                <w:spacing w:val="-5"/>
-                <w:sz w:val="26"/>
-                <w:szCs w:val="26"/>
-              </w:rPr>
-              <w:t>xe</w:t>
             </w:r>
           </w:p>
         </w:tc>
@@ -1514,6 +1458,7 @@
             <w:pPr>
               <w:pStyle w:val="TableParagraph"/>
               <w:spacing w:before="213"/>
+              <w:jc w:val="center"/>
               <w:rPr>
                 <w:sz w:val="26"/>
                 <w:szCs w:val="26"/>
@@ -1524,7 +1469,8 @@
             <w:pPr>
               <w:pStyle w:val="TableParagraph"/>
               <w:spacing w:line="256" w:lineRule="auto"/>
-              <w:ind w:left="491" w:right="202" w:hanging="273"/>
+              <w:ind w:left="257" w:right="242" w:firstLine="97"/>
+              <w:jc w:val="center"/>
               <w:rPr>
                 <w:sz w:val="26"/>
                 <w:szCs w:val="26"/>
@@ -1532,14 +1478,22 @@
             </w:pPr>
             <w:r>
               <w:rPr>
-                <w:sz w:val="26"/>
-                <w:szCs w:val="26"/>
-              </w:rPr>
-              <w:t>Nước</w:t>
-            </w:r>
-            <w:r>
-              <w:rPr>
-                <w:spacing w:val="-17"/>
+                <w:spacing w:val="-4"/>
+                <w:sz w:val="26"/>
+                <w:szCs w:val="26"/>
+              </w:rPr>
+              <w:t xml:space="preserve">Nhãn </w:t>
+            </w:r>
+            <w:r>
+              <w:rPr>
+                <w:sz w:val="26"/>
+                <w:szCs w:val="26"/>
+              </w:rPr>
+              <w:t>hiệu</w:t>
+            </w:r>
+            <w:r>
+              <w:rPr>
+                <w:spacing w:val="-3"/>
                 <w:sz w:val="26"/>
                 <w:szCs w:val="26"/>
               </w:rPr>
@@ -1547,29 +1501,23 @@
             </w:r>
             <w:r>
               <w:rPr>
-                <w:sz w:val="26"/>
-                <w:szCs w:val="26"/>
-              </w:rPr>
-              <w:t xml:space="preserve">sản </w:t>
-            </w:r>
-            <w:r>
-              <w:rPr>
-                <w:spacing w:val="-4"/>
-                <w:sz w:val="26"/>
-                <w:szCs w:val="26"/>
-              </w:rPr>
-              <w:t>xuất</w:t>
+                <w:spacing w:val="-5"/>
+                <w:sz w:val="26"/>
+                <w:szCs w:val="26"/>
+              </w:rPr>
+              <w:t>xe</w:t>
             </w:r>
           </w:p>
         </w:tc>
         <w:tc>
           <w:tcPr>
-            <w:tcW w:w="1701" w:type="dxa"/>
+            <w:tcW w:w="1417" w:type="dxa"/>
           </w:tcPr>
           <w:p>
             <w:pPr>
               <w:pStyle w:val="TableParagraph"/>
               <w:spacing w:before="213"/>
+              <w:jc w:val="center"/>
               <w:rPr>
                 <w:sz w:val="26"/>
                 <w:szCs w:val="26"/>
@@ -1580,7 +1528,8 @@
             <w:pPr>
               <w:pStyle w:val="TableParagraph"/>
               <w:spacing w:line="256" w:lineRule="auto"/>
-              <w:ind w:left="346" w:right="94" w:hanging="234"/>
+              <w:ind w:left="218" w:right="202"/>
+              <w:jc w:val="center"/>
               <w:rPr>
                 <w:sz w:val="26"/>
                 <w:szCs w:val="26"/>
@@ -1591,7 +1540,7 @@
                 <w:sz w:val="26"/>
                 <w:szCs w:val="26"/>
               </w:rPr>
-              <w:t>Năm</w:t>
+              <w:t>Nước</w:t>
             </w:r>
             <w:r>
               <w:rPr>
@@ -1606,7 +1555,15 @@
                 <w:sz w:val="26"/>
                 <w:szCs w:val="26"/>
               </w:rPr>
-              <w:t xml:space="preserve">sản </w:t>
+              <w:t>sản</w:t>
+            </w:r>
+            <w:r>
+              <w:rPr>
+                <w:sz w:val="26"/>
+                <w:szCs w:val="26"/>
+                <w:lang w:val="en-US"/>
+              </w:rPr>
+              <w:t xml:space="preserve"> </w:t>
             </w:r>
             <w:r>
               <w:rPr>
@@ -1620,7 +1577,72 @@
         </w:tc>
         <w:tc>
           <w:tcPr>
-            <w:tcW w:w="2551" w:type="dxa"/>
+            <w:tcW w:w="1418" w:type="dxa"/>
+          </w:tcPr>
+          <w:p>
+            <w:pPr>
+              <w:pStyle w:val="TableParagraph"/>
+              <w:spacing w:before="213"/>
+              <w:rPr>
+                <w:sz w:val="26"/>
+                <w:szCs w:val="26"/>
+              </w:rPr>
+            </w:pPr>
+          </w:p>
+          <w:p>
+            <w:pPr>
+              <w:pStyle w:val="TableParagraph"/>
+              <w:spacing w:line="256" w:lineRule="auto"/>
+              <w:ind w:left="112" w:right="94"/>
+              <w:jc w:val="center"/>
+              <w:rPr>
+                <w:sz w:val="26"/>
+                <w:szCs w:val="26"/>
+              </w:rPr>
+            </w:pPr>
+            <w:r>
+              <w:rPr>
+                <w:sz w:val="26"/>
+                <w:szCs w:val="26"/>
+              </w:rPr>
+              <w:t>Năm</w:t>
+            </w:r>
+            <w:r>
+              <w:rPr>
+                <w:spacing w:val="-17"/>
+                <w:sz w:val="26"/>
+                <w:szCs w:val="26"/>
+              </w:rPr>
+              <w:t xml:space="preserve"> </w:t>
+            </w:r>
+            <w:r>
+              <w:rPr>
+                <w:sz w:val="26"/>
+                <w:szCs w:val="26"/>
+              </w:rPr>
+              <w:t>sản</w:t>
+            </w:r>
+            <w:r>
+              <w:rPr>
+                <w:sz w:val="26"/>
+                <w:szCs w:val="26"/>
+                <w:lang w:val="en-US"/>
+              </w:rPr>
+              <w:t xml:space="preserve"> </w:t>
+            </w:r>
+            <w:r>
+              <w:rPr>
+                <w:spacing w:val="-4"/>
+                <w:sz w:val="26"/>
+                <w:szCs w:val="26"/>
+              </w:rPr>
+              <w:t>xuất</w:t>
+            </w:r>
+          </w:p>
+        </w:tc>
+        <w:tc>
+          <w:tcPr>
+            <w:tcW w:w="2977" w:type="dxa"/>
           </w:tcPr>
           <w:p>
             <w:pPr>
@@ -1709,7 +1731,7 @@
         </w:trPr>
         <w:tc>
           <w:tcPr>
-            <w:tcW w:w="708" w:type="dxa"/>
+            <w:tcW w:w="709" w:type="dxa"/>
             <w:vAlign w:val="center"/>
           </w:tcPr>
           <w:p>
@@ -1734,7 +1756,7 @@
         </w:tc>
         <w:tc>
           <w:tcPr>
-            <w:tcW w:w="1276" w:type="dxa"/>
+            <w:tcW w:w="1701" w:type="dxa"/>
             <w:vAlign w:val="center"/>
           </w:tcPr>
           <w:p>
@@ -1777,7 +1799,7 @@
         </w:tc>
         <w:tc>
           <w:tcPr>
-            <w:tcW w:w="993" w:type="dxa"/>
+            <w:tcW w:w="992" w:type="dxa"/>
             <w:vAlign w:val="center"/>
           </w:tcPr>
           <w:p>
@@ -1820,7 +1842,7 @@
         </w:tc>
         <w:tc>
           <w:tcPr>
-            <w:tcW w:w="1275" w:type="dxa"/>
+            <w:tcW w:w="1418" w:type="dxa"/>
             <w:vAlign w:val="center"/>
           </w:tcPr>
           <w:p>
@@ -1851,6 +1873,49 @@
                 <w:lang w:val="en-US"/>
               </w:rPr>
               <w:t>nhanHieuXe</w:t>
+            </w:r>
+            <w:proofErr w:type="spellEnd"/>
+            <w:r>
+              <w:rPr>
+                <w:sz w:val="26"/>
+                <w:szCs w:val="26"/>
+                <w:lang w:val="en-US"/>
+              </w:rPr>
+              <w:t>}}</w:t>
+            </w:r>
+          </w:p>
+        </w:tc>
+        <w:tc>
+          <w:tcPr>
+            <w:tcW w:w="1417" w:type="dxa"/>
+            <w:vAlign w:val="center"/>
+          </w:tcPr>
+          <w:p>
+            <w:pPr>
+              <w:pStyle w:val="TableParagraph"/>
+              <w:jc w:val="center"/>
+              <w:rPr>
+                <w:sz w:val="26"/>
+                <w:szCs w:val="26"/>
+                <w:lang w:val="en-US"/>
+              </w:rPr>
+            </w:pPr>
+            <w:r>
+              <w:rPr>
+                <w:sz w:val="26"/>
+                <w:szCs w:val="26"/>
+                <w:lang w:val="en-US"/>
+              </w:rPr>
+              <w:t>{{</w:t>
+            </w:r>
+            <w:proofErr w:type="spellStart"/>
+            <w:r>
+              <w:rPr>
+                <w:sz w:val="26"/>
+                <w:szCs w:val="26"/>
+                <w:lang w:val="en-US"/>
+              </w:rPr>
+              <w:t>nuocSX</w:t>
             </w:r>
             <w:proofErr w:type="spellEnd"/>
             <w:r>
@@ -1893,7 +1958,7 @@
                 <w:szCs w:val="26"/>
                 <w:lang w:val="en-US"/>
               </w:rPr>
-              <w:t>nuocSX</w:t>
+              <w:t>namSX</w:t>
             </w:r>
             <w:proofErr w:type="spellEnd"/>
             <w:r>
@@ -1908,7 +1973,7 @@
         </w:tc>
         <w:tc>
           <w:tcPr>
-            <w:tcW w:w="1701" w:type="dxa"/>
+            <w:tcW w:w="2977" w:type="dxa"/>
             <w:vAlign w:val="center"/>
           </w:tcPr>
           <w:p>
@@ -1936,50 +2001,7 @@
                 <w:szCs w:val="26"/>
                 <w:lang w:val="en-US"/>
               </w:rPr>
-              <w:t>namSX</w:t>
-            </w:r>
-            <w:proofErr w:type="spellEnd"/>
-            <w:r>
-              <w:rPr>
-                <w:sz w:val="26"/>
-                <w:szCs w:val="26"/>
-                <w:lang w:val="en-US"/>
-              </w:rPr>
-              <w:t>}}</w:t>
-            </w:r>
-          </w:p>
-        </w:tc>
-        <w:tc>
-          <w:tcPr>
-            <w:tcW w:w="2551" w:type="dxa"/>
-            <w:vAlign w:val="center"/>
-          </w:tcPr>
-          <w:p>
-            <w:pPr>
-              <w:pStyle w:val="TableParagraph"/>
-              <w:jc w:val="center"/>
-              <w:rPr>
-                <w:sz w:val="26"/>
-                <w:szCs w:val="26"/>
-                <w:lang w:val="en-US"/>
-              </w:rPr>
-            </w:pPr>
-            <w:r>
-              <w:rPr>
-                <w:sz w:val="26"/>
-                <w:szCs w:val="26"/>
-                <w:lang w:val="en-US"/>
-              </w:rPr>
-              <w:t>{{</w:t>
-            </w:r>
-            <w:proofErr w:type="spellStart"/>
-            <w:r>
-              <w:rPr>
-                <w:sz w:val="26"/>
-                <w:szCs w:val="26"/>
-                <w:lang w:val="en-US"/>
-              </w:rPr>
-              <w:t>loaiPhuHieu</w:t>
+              <w:t>loaiHinhVanTai</w:t>
             </w:r>
             <w:proofErr w:type="spellEnd"/>
             <w:r>
@@ -2257,27 +2279,7 @@
           <w:szCs w:val="24"/>
           <w:lang w:val="en-US"/>
         </w:rPr>
-        <w:t xml:space="preserve"> </w:t>
-      </w:r>
-      <w:proofErr w:type="spellStart"/>
-      <w:r>
-        <w:rPr>
-          <w:b/>
-          <w:sz w:val="24"/>
-          <w:szCs w:val="24"/>
-          <w:lang w:val="en-US"/>
-        </w:rPr>
-        <w:t>tên</w:t>
-      </w:r>
-      <w:proofErr w:type="spellEnd"/>
-      <w:r>
-        <w:rPr>
-          <w:b/>
-          <w:sz w:val="24"/>
-          <w:szCs w:val="24"/>
-          <w:lang w:val="en-US"/>
-        </w:rPr>
-        <w:t xml:space="preserve">, </w:t>
+        <w:t xml:space="preserve"> tên, </w:t>
       </w:r>
       <w:proofErr w:type="spellStart"/>
       <w:r>

--- a/templates/giay_de_nghi_cap_phu_hieu.docx
+++ b/templates/giay_de_nghi_cap_phu_hieu.docx
@@ -1,6 +1,6 @@
 
 <file path=word/document.xml><?xml version="1.0" encoding="utf-8"?>
-<w:document xmlns:wpc="http://schemas.microsoft.com/office/word/2010/wordprocessingCanvas" xmlns:cx="http://schemas.microsoft.com/office/drawing/2014/chartex" xmlns:cx1="http://schemas.microsoft.com/office/drawing/2015/9/8/chartex" xmlns:cx2="http://schemas.microsoft.com/office/drawing/2015/10/21/chartex" xmlns:cx3="http://schemas.microsoft.com/office/drawing/2016/5/9/chartex" xmlns:cx4="http://schemas.microsoft.com/office/drawing/2016/5/10/chartex" xmlns:cx5="http://schemas.microsoft.com/office/drawing/2016/5/11/chartex" xmlns:cx6="http://schemas.microsoft.com/office/drawing/2016/5/12/chartex" xmlns:cx7="http://schemas.microsoft.com/office/drawing/2016/5/13/chartex" xmlns:cx8="http://schemas.microsoft.com/office/drawing/2016/5/14/chartex" xmlns:mc="http://schemas.openxmlformats.org/markup-compatibility/2006" xmlns:aink="http://schemas.microsoft.com/office/drawing/2016/ink" xmlns:am3d="http://schemas.microsoft.com/office/drawing/2017/model3d" xmlns:o="urn:schemas-microsoft-com:office:office" xmlns:oel="http://schemas.microsoft.com/office/2019/extlst" xmlns:r="http://schemas.openxmlformats.org/officeDocument/2006/relationships" xmlns:m="http://schemas.openxmlformats.org/officeDocument/2006/math" xmlns:v="urn:schemas-microsoft-com:vml" xmlns:wp14="http://schemas.microsoft.com/office/word/2010/wordprocessingDrawing" xmlns:wp="http://schemas.openxmlformats.org/drawingml/2006/wordprocessingDrawing" xmlns:w10="urn:schemas-microsoft-com:office:word" xmlns:w="http://schemas.openxmlformats.org/wordprocessingml/2006/main" xmlns:w14="http://schemas.microsoft.com/office/word/2010/wordml" xmlns:w15="http://schemas.microsoft.com/office/word/2012/wordml" xmlns:w16cex="http://schemas.microsoft.com/office/word/2018/wordml/cex" xmlns:w16cid="http://schemas.microsoft.com/office/word/2016/wordml/cid" xmlns:w16="http://schemas.microsoft.com/office/word/2018/wordml" xmlns:w16sdtdh="http://schemas.microsoft.com/office/word/2020/wordml/sdtdatahash" xmlns:w16se="http://schemas.microsoft.com/office/word/2015/wordml/symex" xmlns:wpg="http://schemas.microsoft.com/office/word/2010/wordprocessingGroup" xmlns:wpi="http://schemas.microsoft.com/office/word/2010/wordprocessingInk" xmlns:wne="http://schemas.microsoft.com/office/word/2006/wordml" xmlns:wps="http://schemas.microsoft.com/office/word/2010/wordprocessingShape" mc:Ignorable="w14 w15 w16se w16cid w16 w16cex w16sdtdh wp14">
+<w:document xmlns:wpc="http://schemas.microsoft.com/office/word/2010/wordprocessingCanvas" xmlns:cx="http://schemas.microsoft.com/office/drawing/2014/chartex" xmlns:cx1="http://schemas.microsoft.com/office/drawing/2015/9/8/chartex" xmlns:cx2="http://schemas.microsoft.com/office/drawing/2015/10/21/chartex" xmlns:cx3="http://schemas.microsoft.com/office/drawing/2016/5/9/chartex" xmlns:cx4="http://schemas.microsoft.com/office/drawing/2016/5/10/chartex" xmlns:cx5="http://schemas.microsoft.com/office/drawing/2016/5/11/chartex" xmlns:cx6="http://schemas.microsoft.com/office/drawing/2016/5/12/chartex" xmlns:cx7="http://schemas.microsoft.com/office/drawing/2016/5/13/chartex" xmlns:cx8="http://schemas.microsoft.com/office/drawing/2016/5/14/chartex" xmlns:mc="http://schemas.openxmlformats.org/markup-compatibility/2006" xmlns:aink="http://schemas.microsoft.com/office/drawing/2016/ink" xmlns:am3d="http://schemas.microsoft.com/office/drawing/2017/model3d" xmlns:o="urn:schemas-microsoft-com:office:office" xmlns:oel="http://schemas.microsoft.com/office/2019/extlst" xmlns:r="http://schemas.openxmlformats.org/officeDocument/2006/relationships" xmlns:m="http://schemas.openxmlformats.org/officeDocument/2006/math" xmlns:v="urn:schemas-microsoft-com:vml" xmlns:wp14="http://schemas.microsoft.com/office/word/2010/wordprocessingDrawing" xmlns:wp="http://schemas.openxmlformats.org/drawingml/2006/wordprocessingDrawing" xmlns:w10="urn:schemas-microsoft-com:office:word" xmlns:w="http://schemas.openxmlformats.org/wordprocessingml/2006/main" xmlns:w14="http://schemas.microsoft.com/office/word/2010/wordml" xmlns:w15="http://schemas.microsoft.com/office/word/2012/wordml" xmlns:w16cex="http://schemas.microsoft.com/office/word/2018/wordml/cex" xmlns:w16cid="http://schemas.microsoft.com/office/word/2016/wordml/cid" xmlns:w16="http://schemas.microsoft.com/office/word/2018/wordml" xmlns:w16du="http://schemas.microsoft.com/office/word/2023/wordml/word16du" xmlns:w16sdtdh="http://schemas.microsoft.com/office/word/2020/wordml/sdtdatahash" xmlns:w16sdtfl="http://schemas.microsoft.com/office/word/2024/wordml/sdtformatlock" xmlns:w16se="http://schemas.microsoft.com/office/word/2015/wordml/symex" xmlns:wpg="http://schemas.microsoft.com/office/word/2010/wordprocessingGroup" xmlns:wpi="http://schemas.microsoft.com/office/word/2010/wordprocessingInk" xmlns:wne="http://schemas.microsoft.com/office/word/2006/wordml" xmlns:wps="http://schemas.microsoft.com/office/word/2010/wordprocessingShape" mc:Ignorable="w14 w15 w16se w16cid w16 w16cex w16sdtdh w16sdtfl w16du wp14">
   <w:body>
     <w:p>
       <w:pPr>
@@ -437,7 +437,6 @@
                 <w:szCs w:val="26"/>
               </w:rPr>
             </w:pPr>
-            <w:proofErr w:type="spellStart"/>
             <w:r>
               <w:rPr>
                 <w:i/>
@@ -445,29 +444,8 @@
                 <w:szCs w:val="26"/>
                 <w:lang w:val="en-US"/>
               </w:rPr>
-              <w:t>Cần</w:t>
-            </w:r>
-            <w:proofErr w:type="spellEnd"/>
-            <w:r>
-              <w:rPr>
-                <w:i/>
-                <w:sz w:val="26"/>
-                <w:szCs w:val="26"/>
-                <w:lang w:val="en-US"/>
-              </w:rPr>
-              <w:t xml:space="preserve"> </w:t>
-            </w:r>
-            <w:proofErr w:type="spellStart"/>
-            <w:r>
-              <w:rPr>
-                <w:i/>
-                <w:sz w:val="26"/>
-                <w:szCs w:val="26"/>
-                <w:lang w:val="en-US"/>
-              </w:rPr>
-              <w:t>Thơ</w:t>
-            </w:r>
-            <w:proofErr w:type="spellEnd"/>
+              <w:t>{{tinhThanh}}</w:t>
+            </w:r>
             <w:r>
               <w:rPr>
                 <w:i/>
@@ -1775,25 +1753,7 @@
                 <w:szCs w:val="26"/>
                 <w:lang w:val="en-US"/>
               </w:rPr>
-              <w:t>{{</w:t>
-            </w:r>
-            <w:proofErr w:type="spellStart"/>
-            <w:r>
-              <w:rPr>
-                <w:sz w:val="26"/>
-                <w:szCs w:val="26"/>
-                <w:lang w:val="en-US"/>
-              </w:rPr>
-              <w:t>bienKiemSoat</w:t>
-            </w:r>
-            <w:proofErr w:type="spellEnd"/>
-            <w:r>
-              <w:rPr>
-                <w:sz w:val="26"/>
-                <w:szCs w:val="26"/>
-                <w:lang w:val="en-US"/>
-              </w:rPr>
-              <w:t>}}</w:t>
+              <w:t>{{bienKiemSoat}}</w:t>
             </w:r>
           </w:p>
         </w:tc>
@@ -1818,25 +1778,7 @@
                 <w:szCs w:val="26"/>
                 <w:lang w:val="en-US"/>
               </w:rPr>
-              <w:t>{{</w:t>
-            </w:r>
-            <w:proofErr w:type="spellStart"/>
-            <w:r>
-              <w:rPr>
-                <w:sz w:val="26"/>
-                <w:szCs w:val="26"/>
-                <w:lang w:val="en-US"/>
-              </w:rPr>
-              <w:t>gopTaiTrongSoCho</w:t>
-            </w:r>
-            <w:proofErr w:type="spellEnd"/>
-            <w:r>
-              <w:rPr>
-                <w:sz w:val="26"/>
-                <w:szCs w:val="26"/>
-                <w:lang w:val="en-US"/>
-              </w:rPr>
-              <w:t>}}</w:t>
+              <w:t>{{gopTaiTrongSoCho}}</w:t>
             </w:r>
           </w:p>
         </w:tc>
@@ -1863,25 +1805,7 @@
                 <w:szCs w:val="26"/>
                 <w:lang w:val="en-US"/>
               </w:rPr>
-              <w:t>{{</w:t>
-            </w:r>
-            <w:proofErr w:type="spellStart"/>
-            <w:r>
-              <w:rPr>
-                <w:sz w:val="26"/>
-                <w:szCs w:val="26"/>
-                <w:lang w:val="en-US"/>
-              </w:rPr>
-              <w:t>nhanHieuXe</w:t>
-            </w:r>
-            <w:proofErr w:type="spellEnd"/>
-            <w:r>
-              <w:rPr>
-                <w:sz w:val="26"/>
-                <w:szCs w:val="26"/>
-                <w:lang w:val="en-US"/>
-              </w:rPr>
-              <w:t>}}</w:t>
+              <w:t>{{nhanHieuXe}}</w:t>
             </w:r>
           </w:p>
         </w:tc>
@@ -1906,25 +1830,7 @@
                 <w:szCs w:val="26"/>
                 <w:lang w:val="en-US"/>
               </w:rPr>
-              <w:t>{{</w:t>
-            </w:r>
-            <w:proofErr w:type="spellStart"/>
-            <w:r>
-              <w:rPr>
-                <w:sz w:val="26"/>
-                <w:szCs w:val="26"/>
-                <w:lang w:val="en-US"/>
-              </w:rPr>
-              <w:t>nuocSX</w:t>
-            </w:r>
-            <w:proofErr w:type="spellEnd"/>
-            <w:r>
-              <w:rPr>
-                <w:sz w:val="26"/>
-                <w:szCs w:val="26"/>
-                <w:lang w:val="en-US"/>
-              </w:rPr>
-              <w:t>}}</w:t>
+              <w:t>{{nuocSX}}</w:t>
             </w:r>
           </w:p>
         </w:tc>
@@ -1949,25 +1855,7 @@
                 <w:szCs w:val="26"/>
                 <w:lang w:val="en-US"/>
               </w:rPr>
-              <w:t>{{</w:t>
-            </w:r>
-            <w:proofErr w:type="spellStart"/>
-            <w:r>
-              <w:rPr>
-                <w:sz w:val="26"/>
-                <w:szCs w:val="26"/>
-                <w:lang w:val="en-US"/>
-              </w:rPr>
-              <w:t>namSX</w:t>
-            </w:r>
-            <w:proofErr w:type="spellEnd"/>
-            <w:r>
-              <w:rPr>
-                <w:sz w:val="26"/>
-                <w:szCs w:val="26"/>
-                <w:lang w:val="en-US"/>
-              </w:rPr>
-              <w:t>}}</w:t>
+              <w:t>{{namSX}}</w:t>
             </w:r>
           </w:p>
         </w:tc>
@@ -1994,7 +1882,6 @@
               </w:rPr>
               <w:t>{{</w:t>
             </w:r>
-            <w:proofErr w:type="spellStart"/>
             <w:r>
               <w:rPr>
                 <w:sz w:val="26"/>
@@ -2003,7 +1890,6 @@
               </w:rPr>
               <w:t>loaiHinhVanTai</w:t>
             </w:r>
-            <w:proofErr w:type="spellEnd"/>
             <w:r>
               <w:rPr>
                 <w:sz w:val="26"/>
@@ -2121,7 +2007,6 @@
         <w:tab/>
         <w:t xml:space="preserve">        </w:t>
       </w:r>
-      <w:proofErr w:type="spellStart"/>
       <w:r>
         <w:rPr>
           <w:b/>
@@ -2129,117 +2014,7 @@
           <w:szCs w:val="24"/>
           <w:lang w:val="en-US"/>
         </w:rPr>
-        <w:t>Đại</w:t>
-      </w:r>
-      <w:proofErr w:type="spellEnd"/>
-      <w:r>
-        <w:rPr>
-          <w:b/>
-          <w:sz w:val="24"/>
-          <w:szCs w:val="24"/>
-          <w:lang w:val="en-US"/>
-        </w:rPr>
-        <w:t xml:space="preserve"> </w:t>
-      </w:r>
-      <w:proofErr w:type="spellStart"/>
-      <w:r>
-        <w:rPr>
-          <w:b/>
-          <w:sz w:val="24"/>
-          <w:szCs w:val="24"/>
-          <w:lang w:val="en-US"/>
-        </w:rPr>
-        <w:t>diện</w:t>
-      </w:r>
-      <w:proofErr w:type="spellEnd"/>
-      <w:r>
-        <w:rPr>
-          <w:b/>
-          <w:sz w:val="24"/>
-          <w:szCs w:val="24"/>
-          <w:lang w:val="en-US"/>
-        </w:rPr>
-        <w:t xml:space="preserve"> </w:t>
-      </w:r>
-      <w:proofErr w:type="spellStart"/>
-      <w:r>
-        <w:rPr>
-          <w:b/>
-          <w:sz w:val="24"/>
-          <w:szCs w:val="24"/>
-          <w:lang w:val="en-US"/>
-        </w:rPr>
-        <w:t>đơn</w:t>
-      </w:r>
-      <w:proofErr w:type="spellEnd"/>
-      <w:r>
-        <w:rPr>
-          <w:b/>
-          <w:sz w:val="24"/>
-          <w:szCs w:val="24"/>
-          <w:lang w:val="en-US"/>
-        </w:rPr>
-        <w:t xml:space="preserve"> </w:t>
-      </w:r>
-      <w:proofErr w:type="spellStart"/>
-      <w:r>
-        <w:rPr>
-          <w:b/>
-          <w:sz w:val="24"/>
-          <w:szCs w:val="24"/>
-          <w:lang w:val="en-US"/>
-        </w:rPr>
-        <w:t>vị</w:t>
-      </w:r>
-      <w:proofErr w:type="spellEnd"/>
-      <w:r>
-        <w:rPr>
-          <w:b/>
-          <w:sz w:val="24"/>
-          <w:szCs w:val="24"/>
-          <w:lang w:val="en-US"/>
-        </w:rPr>
-        <w:t xml:space="preserve"> </w:t>
-      </w:r>
-      <w:proofErr w:type="spellStart"/>
-      <w:r>
-        <w:rPr>
-          <w:b/>
-          <w:sz w:val="24"/>
-          <w:szCs w:val="24"/>
-          <w:lang w:val="en-US"/>
-        </w:rPr>
-        <w:t>vận</w:t>
-      </w:r>
-      <w:proofErr w:type="spellEnd"/>
-      <w:r>
-        <w:rPr>
-          <w:b/>
-          <w:sz w:val="24"/>
-          <w:szCs w:val="24"/>
-          <w:lang w:val="en-US"/>
-        </w:rPr>
-        <w:t xml:space="preserve"> </w:t>
-      </w:r>
-      <w:proofErr w:type="spellStart"/>
-      <w:r>
-        <w:rPr>
-          <w:b/>
-          <w:sz w:val="24"/>
-          <w:szCs w:val="24"/>
-          <w:lang w:val="en-US"/>
-        </w:rPr>
-        <w:t>tải</w:t>
-      </w:r>
-      <w:proofErr w:type="spellEnd"/>
-      <w:r>
-        <w:rPr>
-          <w:b/>
-          <w:sz w:val="24"/>
-          <w:szCs w:val="24"/>
-          <w:lang w:val="en-US"/>
-        </w:rPr>
-        <w:t xml:space="preserve">    </w:t>
+        <w:t xml:space="preserve">Đại diện đơn vị vận tải    </w:t>
       </w:r>
     </w:p>
     <w:p>
@@ -2259,67 +2034,7 @@
           <w:szCs w:val="24"/>
           <w:lang w:val="en-US"/>
         </w:rPr>
-        <w:t xml:space="preserve"> (</w:t>
-      </w:r>
-      <w:proofErr w:type="spellStart"/>
-      <w:r>
-        <w:rPr>
-          <w:b/>
-          <w:sz w:val="24"/>
-          <w:szCs w:val="24"/>
-          <w:lang w:val="en-US"/>
-        </w:rPr>
-        <w:t>Ký</w:t>
-      </w:r>
-      <w:proofErr w:type="spellEnd"/>
-      <w:r>
-        <w:rPr>
-          <w:b/>
-          <w:sz w:val="24"/>
-          <w:szCs w:val="24"/>
-          <w:lang w:val="en-US"/>
-        </w:rPr>
-        <w:t xml:space="preserve"> tên, </w:t>
-      </w:r>
-      <w:proofErr w:type="spellStart"/>
-      <w:r>
-        <w:rPr>
-          <w:b/>
-          <w:sz w:val="24"/>
-          <w:szCs w:val="24"/>
-          <w:lang w:val="en-US"/>
-        </w:rPr>
-        <w:t>đóng</w:t>
-      </w:r>
-      <w:proofErr w:type="spellEnd"/>
-      <w:r>
-        <w:rPr>
-          <w:b/>
-          <w:sz w:val="24"/>
-          <w:szCs w:val="24"/>
-          <w:lang w:val="en-US"/>
-        </w:rPr>
-        <w:t xml:space="preserve"> </w:t>
-      </w:r>
-      <w:proofErr w:type="spellStart"/>
-      <w:r>
-        <w:rPr>
-          <w:b/>
-          <w:sz w:val="24"/>
-          <w:szCs w:val="24"/>
-          <w:lang w:val="en-US"/>
-        </w:rPr>
-        <w:t>dấu</w:t>
-      </w:r>
-      <w:proofErr w:type="spellEnd"/>
-      <w:r>
-        <w:rPr>
-          <w:b/>
-          <w:sz w:val="24"/>
-          <w:szCs w:val="24"/>
-          <w:lang w:val="en-US"/>
-        </w:rPr>
-        <w:t>)</w:t>
+        <w:t xml:space="preserve"> (Ký tên, đóng dấu)</w:t>
       </w:r>
     </w:p>
     <w:p>
@@ -2410,7 +2125,7 @@
 </file>
 
 <file path=word/numbering.xml><?xml version="1.0" encoding="utf-8"?>
-<w:numbering xmlns:wpc="http://schemas.microsoft.com/office/word/2010/wordprocessingCanvas" xmlns:cx="http://schemas.microsoft.com/office/drawing/2014/chartex" xmlns:cx1="http://schemas.microsoft.com/office/drawing/2015/9/8/chartex" xmlns:cx2="http://schemas.microsoft.com/office/drawing/2015/10/21/chartex" xmlns:cx3="http://schemas.microsoft.com/office/drawing/2016/5/9/chartex" xmlns:cx4="http://schemas.microsoft.com/office/drawing/2016/5/10/chartex" xmlns:cx5="http://schemas.microsoft.com/office/drawing/2016/5/11/chartex" xmlns:cx6="http://schemas.microsoft.com/office/drawing/2016/5/12/chartex" xmlns:cx7="http://schemas.microsoft.com/office/drawing/2016/5/13/chartex" xmlns:cx8="http://schemas.microsoft.com/office/drawing/2016/5/14/chartex" xmlns:mc="http://schemas.openxmlformats.org/markup-compatibility/2006" xmlns:aink="http://schemas.microsoft.com/office/drawing/2016/ink" xmlns:am3d="http://schemas.microsoft.com/office/drawing/2017/model3d" xmlns:o="urn:schemas-microsoft-com:office:office" xmlns:oel="http://schemas.microsoft.com/office/2019/extlst" xmlns:r="http://schemas.openxmlformats.org/officeDocument/2006/relationships" xmlns:m="http://schemas.openxmlformats.org/officeDocument/2006/math" xmlns:v="urn:schemas-microsoft-com:vml" xmlns:wp14="http://schemas.microsoft.com/office/word/2010/wordprocessingDrawing" xmlns:wp="http://schemas.openxmlformats.org/drawingml/2006/wordprocessingDrawing" xmlns:w10="urn:schemas-microsoft-com:office:word" xmlns:w="http://schemas.openxmlformats.org/wordprocessingml/2006/main" xmlns:w14="http://schemas.microsoft.com/office/word/2010/wordml" xmlns:w15="http://schemas.microsoft.com/office/word/2012/wordml" xmlns:w16cex="http://schemas.microsoft.com/office/word/2018/wordml/cex" xmlns:w16cid="http://schemas.microsoft.com/office/word/2016/wordml/cid" xmlns:w16="http://schemas.microsoft.com/office/word/2018/wordml" xmlns:w16sdtdh="http://schemas.microsoft.com/office/word/2020/wordml/sdtdatahash" xmlns:w16se="http://schemas.microsoft.com/office/word/2015/wordml/symex" xmlns:wpg="http://schemas.microsoft.com/office/word/2010/wordprocessingGroup" xmlns:wpi="http://schemas.microsoft.com/office/word/2010/wordprocessingInk" xmlns:wne="http://schemas.microsoft.com/office/word/2006/wordml" xmlns:wps="http://schemas.microsoft.com/office/word/2010/wordprocessingShape" mc:Ignorable="w14 w15 w16se w16cid w16 w16cex w16sdtdh wp14">
+<w:numbering xmlns:wpc="http://schemas.microsoft.com/office/word/2010/wordprocessingCanvas" xmlns:cx="http://schemas.microsoft.com/office/drawing/2014/chartex" xmlns:cx1="http://schemas.microsoft.com/office/drawing/2015/9/8/chartex" xmlns:cx2="http://schemas.microsoft.com/office/drawing/2015/10/21/chartex" xmlns:cx3="http://schemas.microsoft.com/office/drawing/2016/5/9/chartex" xmlns:cx4="http://schemas.microsoft.com/office/drawing/2016/5/10/chartex" xmlns:cx5="http://schemas.microsoft.com/office/drawing/2016/5/11/chartex" xmlns:cx6="http://schemas.microsoft.com/office/drawing/2016/5/12/chartex" xmlns:cx7="http://schemas.microsoft.com/office/drawing/2016/5/13/chartex" xmlns:cx8="http://schemas.microsoft.com/office/drawing/2016/5/14/chartex" xmlns:mc="http://schemas.openxmlformats.org/markup-compatibility/2006" xmlns:aink="http://schemas.microsoft.com/office/drawing/2016/ink" xmlns:am3d="http://schemas.microsoft.com/office/drawing/2017/model3d" xmlns:o="urn:schemas-microsoft-com:office:office" xmlns:oel="http://schemas.microsoft.com/office/2019/extlst" xmlns:r="http://schemas.openxmlformats.org/officeDocument/2006/relationships" xmlns:m="http://schemas.openxmlformats.org/officeDocument/2006/math" xmlns:v="urn:schemas-microsoft-com:vml" xmlns:wp14="http://schemas.microsoft.com/office/word/2010/wordprocessingDrawing" xmlns:wp="http://schemas.openxmlformats.org/drawingml/2006/wordprocessingDrawing" xmlns:w10="urn:schemas-microsoft-com:office:word" xmlns:w="http://schemas.openxmlformats.org/wordprocessingml/2006/main" xmlns:w14="http://schemas.microsoft.com/office/word/2010/wordml" xmlns:w15="http://schemas.microsoft.com/office/word/2012/wordml" xmlns:w16cex="http://schemas.microsoft.com/office/word/2018/wordml/cex" xmlns:w16cid="http://schemas.microsoft.com/office/word/2016/wordml/cid" xmlns:w16="http://schemas.microsoft.com/office/word/2018/wordml" xmlns:w16du="http://schemas.microsoft.com/office/word/2023/wordml/word16du" xmlns:w16sdtdh="http://schemas.microsoft.com/office/word/2020/wordml/sdtdatahash" xmlns:w16sdtfl="http://schemas.microsoft.com/office/word/2024/wordml/sdtformatlock" xmlns:w16se="http://schemas.microsoft.com/office/word/2015/wordml/symex" xmlns:wpg="http://schemas.microsoft.com/office/word/2010/wordprocessingGroup" xmlns:wpi="http://schemas.microsoft.com/office/word/2010/wordprocessingInk" xmlns:wne="http://schemas.microsoft.com/office/word/2006/wordml" xmlns:wps="http://schemas.microsoft.com/office/word/2010/wordprocessingShape" mc:Ignorable="w14 w15 w16se w16cid w16 w16cex w16sdtdh w16sdtfl w16du wp14">
   <w:abstractNum w:abstractNumId="0" w15:restartNumberingAfterBreak="0">
     <w:nsid w:val="757D7E21"/>
     <w:multiLevelType w:val="hybridMultilevel"/>
@@ -2541,7 +2256,7 @@
 </file>
 
 <file path=word/styles.xml><?xml version="1.0" encoding="utf-8"?>
-<w:styles xmlns:mc="http://schemas.openxmlformats.org/markup-compatibility/2006" xmlns:r="http://schemas.openxmlformats.org/officeDocument/2006/relationships" xmlns:w="http://schemas.openxmlformats.org/wordprocessingml/2006/main" xmlns:w14="http://schemas.microsoft.com/office/word/2010/wordml" xmlns:w15="http://schemas.microsoft.com/office/word/2012/wordml" xmlns:w16cex="http://schemas.microsoft.com/office/word/2018/wordml/cex" xmlns:w16cid="http://schemas.microsoft.com/office/word/2016/wordml/cid" xmlns:w16="http://schemas.microsoft.com/office/word/2018/wordml" xmlns:w16sdtdh="http://schemas.microsoft.com/office/word/2020/wordml/sdtdatahash" xmlns:w16se="http://schemas.microsoft.com/office/word/2015/wordml/symex" mc:Ignorable="w14 w15 w16se w16cid w16 w16cex w16sdtdh">
+<w:styles xmlns:mc="http://schemas.openxmlformats.org/markup-compatibility/2006" xmlns:r="http://schemas.openxmlformats.org/officeDocument/2006/relationships" xmlns:w="http://schemas.openxmlformats.org/wordprocessingml/2006/main" xmlns:w14="http://schemas.microsoft.com/office/word/2010/wordml" xmlns:w15="http://schemas.microsoft.com/office/word/2012/wordml" xmlns:w16cex="http://schemas.microsoft.com/office/word/2018/wordml/cex" xmlns:w16cid="http://schemas.microsoft.com/office/word/2016/wordml/cid" xmlns:w16="http://schemas.microsoft.com/office/word/2018/wordml" xmlns:w16du="http://schemas.microsoft.com/office/word/2023/wordml/word16du" xmlns:w16sdtdh="http://schemas.microsoft.com/office/word/2020/wordml/sdtdatahash" xmlns:w16sdtfl="http://schemas.microsoft.com/office/word/2024/wordml/sdtformatlock" xmlns:w16se="http://schemas.microsoft.com/office/word/2015/wordml/symex" mc:Ignorable="w14 w15 w16se w16cid w16 w16cex w16sdtdh w16sdtfl w16du">
   <w:docDefaults>
     <w:rPrDefault>
       <w:rPr>

--- a/templates/giay_de_nghi_cap_phu_hieu.docx
+++ b/templates/giay_de_nghi_cap_phu_hieu.docx
@@ -604,6 +604,7 @@
           <w:b/>
           <w:sz w:val="24"/>
           <w:szCs w:val="24"/>
+          <w:lang w:val="en-US"/>
         </w:rPr>
       </w:pPr>
       <w:r>
@@ -730,8 +731,27 @@
           <w:b/>
           <w:sz w:val="24"/>
           <w:szCs w:val="24"/>
-        </w:rPr>
-        <w:t>Cần Thơ</w:t>
+          <w:lang w:val="en-US"/>
+        </w:rPr>
+        <w:t>{{</w:t>
+      </w:r>
+      <w:r>
+        <w:rPr>
+          <w:b/>
+          <w:sz w:val="24"/>
+          <w:szCs w:val="24"/>
+          <w:lang w:val="en-US"/>
+        </w:rPr>
+        <w:t>tinhThanh</w:t>
+      </w:r>
+      <w:r>
+        <w:rPr>
+          <w:b/>
+          <w:sz w:val="24"/>
+          <w:szCs w:val="24"/>
+          <w:lang w:val="en-US"/>
+        </w:rPr>
+        <w:t>}}</w:t>
       </w:r>
     </w:p>
     <w:p>
